--- a/public/docs/schools-au/03-assessment-and-reflection.docx
+++ b/public/docs/schools-au/03-assessment-and-reflection.docx
@@ -211,7 +211,7 @@
         </w:numPr>
       </w:pPr>
       <w:r>
-        <w:t xml:space="preserve">My digital companion was showing this pet state: __________</w:t>
+        <w:t xml:space="preserve">My digital companion was showing this visible state: __________</w:t>
       </w:r>
     </w:p>
     <w:p>
@@ -423,7 +423,7 @@
                 <w:sz w:val="20"/>
                 <w:szCs w:val="20"/>
               </w:rPr>
-              <w:t xml:space="preserve">Reads pet state</w:t>
+              <w:t xml:space="preserve">Reads companion state</w:t>
             </w:r>
           </w:p>
         </w:tc>
